--- a/古文今讀51-60.docx
+++ b/古文今讀51-60.docx
@@ -2330,7 +2330,7 @@
                 <w:b/>
                 <w:sz w:val="20"/>
               </w:rPr>
-              <w:t>亦：副詞，也</w:t>
+              <w:t>但：副詞，僅、只是</w:t>
             </w:r>
           </w:p>
         </w:tc>
@@ -2342,13 +2342,6 @@
             <w:pPr>
               <w:spacing w:after="20"/>
             </w:pPr>
-            <w:r>
-              <w:rPr>
-                <w:rFonts w:ascii="標楷體" w:hAnsi="標楷體" w:eastAsia="標楷體" w:cs="標楷體"/>
-                <w:sz w:val="20"/>
-              </w:rPr>
-              <w:t>橫執之，</w:t>
-            </w:r>
             <w:r>
               <w:rPr>
                 <w:rFonts w:ascii="標楷體" w:hAnsi="標楷體" w:eastAsia="標楷體" w:cs="標楷體"/>
@@ -2356,14 +2349,14 @@
                 <w:color w:val="C00000"/>
                 <w:sz w:val="20"/>
               </w:rPr>
-              <w:t>「亦」</w:t>
-            </w:r>
-            <w:r>
-              <w:rPr>
-                <w:rFonts w:ascii="標楷體" w:hAnsi="標楷體" w:eastAsia="標楷體" w:cs="標楷體"/>
-                <w:sz w:val="20"/>
-              </w:rPr>
-              <w:t>不可入</w:t>
+              <w:t>「但」</w:t>
+            </w:r>
+            <w:r>
+              <w:rPr>
+                <w:rFonts w:ascii="標楷體" w:hAnsi="標楷體" w:eastAsia="標楷體" w:cs="標楷體"/>
+                <w:sz w:val="20"/>
+              </w:rPr>
+              <w:t>見事多矣</w:t>
             </w:r>
             <w:r>
               <w:rPr>
@@ -2394,7 +2387,7 @@
                 <w:b/>
                 <w:sz w:val="20"/>
               </w:rPr>
-              <w:t>但：副詞，僅、只是</w:t>
+              <w:t>遂：副詞，於是、就</w:t>
             </w:r>
           </w:p>
         </w:tc>
@@ -2413,14 +2406,14 @@
                 <w:color w:val="C00000"/>
                 <w:sz w:val="20"/>
               </w:rPr>
-              <w:t>「但」</w:t>
-            </w:r>
-            <w:r>
-              <w:rPr>
-                <w:rFonts w:ascii="標楷體" w:hAnsi="標楷體" w:eastAsia="標楷體" w:cs="標楷體"/>
-                <w:sz w:val="20"/>
-              </w:rPr>
-              <w:t>見事多矣</w:t>
+              <w:t>「遂」</w:t>
+            </w:r>
+            <w:r>
+              <w:rPr>
+                <w:rFonts w:ascii="標楷體" w:hAnsi="標楷體" w:eastAsia="標楷體" w:cs="標楷體"/>
+                <w:sz w:val="20"/>
+              </w:rPr>
+              <w:t>依而截之</w:t>
             </w:r>
             <w:r>
               <w:rPr>
@@ -2428,7 +2421,101 @@
                 <w:color w:val="808080"/>
                 <w:sz w:val="17"/>
               </w:rPr>
-              <w:t>（第51課，課本注釋）</w:t>
+              <w:t>（第51課，課本標註）</w:t>
+            </w:r>
+          </w:p>
+          <w:p>
+            <w:pPr>
+              <w:spacing w:after="20"/>
+            </w:pPr>
+            <w:r>
+              <w:rPr>
+                <w:rFonts w:ascii="標楷體" w:hAnsi="標楷體" w:eastAsia="標楷體" w:cs="標楷體"/>
+                <w:sz w:val="20"/>
+              </w:rPr>
+              <w:t>今魏徵殂逝，</w:t>
+            </w:r>
+            <w:r>
+              <w:rPr>
+                <w:rFonts w:ascii="標楷體" w:hAnsi="標楷體" w:eastAsia="標楷體" w:cs="標楷體"/>
+                <w:b/>
+                <w:color w:val="C00000"/>
+                <w:sz w:val="20"/>
+              </w:rPr>
+              <w:t>「遂」</w:t>
+            </w:r>
+            <w:r>
+              <w:rPr>
+                <w:rFonts w:ascii="標楷體" w:hAnsi="標楷體" w:eastAsia="標楷體" w:cs="標楷體"/>
+                <w:sz w:val="20"/>
+              </w:rPr>
+              <w:t>亡一鏡矣</w:t>
+            </w:r>
+            <w:r>
+              <w:rPr>
+                <w:rFonts w:ascii="標楷體" w:hAnsi="標楷體" w:eastAsia="標楷體" w:cs="標楷體"/>
+                <w:color w:val="808080"/>
+                <w:sz w:val="17"/>
+              </w:rPr>
+              <w:t>（第55課，課本標註）</w:t>
+            </w:r>
+          </w:p>
+          <w:p>
+            <w:pPr>
+              <w:spacing w:after="20"/>
+            </w:pPr>
+            <w:r>
+              <w:rPr>
+                <w:rFonts w:ascii="標楷體" w:hAnsi="標楷體" w:eastAsia="標楷體" w:cs="標楷體"/>
+                <w:b/>
+                <w:color w:val="C00000"/>
+                <w:sz w:val="20"/>
+              </w:rPr>
+              <w:t>「遂」</w:t>
+            </w:r>
+            <w:r>
+              <w:rPr>
+                <w:rFonts w:ascii="標楷體" w:hAnsi="標楷體" w:eastAsia="標楷體" w:cs="標楷體"/>
+                <w:sz w:val="20"/>
+              </w:rPr>
+              <w:t>還讀卒業</w:t>
+            </w:r>
+            <w:r>
+              <w:rPr>
+                <w:rFonts w:ascii="標楷體" w:hAnsi="標楷體" w:eastAsia="標楷體" w:cs="標楷體"/>
+                <w:color w:val="808080"/>
+                <w:sz w:val="17"/>
+              </w:rPr>
+              <w:t>（第57課，課本標註）</w:t>
+            </w:r>
+          </w:p>
+          <w:p>
+            <w:pPr>
+              <w:spacing w:after="20"/>
+            </w:pPr>
+            <w:r>
+              <w:rPr>
+                <w:rFonts w:ascii="標楷體" w:hAnsi="標楷體" w:eastAsia="標楷體" w:cs="標楷體"/>
+                <w:b/>
+                <w:color w:val="C00000"/>
+                <w:sz w:val="20"/>
+              </w:rPr>
+              <w:t>「遂」</w:t>
+            </w:r>
+            <w:r>
+              <w:rPr>
+                <w:rFonts w:ascii="標楷體" w:hAnsi="標楷體" w:eastAsia="標楷體" w:cs="標楷體"/>
+                <w:sz w:val="20"/>
+              </w:rPr>
+              <w:t>成大學</w:t>
+            </w:r>
+            <w:r>
+              <w:rPr>
+                <w:rFonts w:ascii="標楷體" w:hAnsi="標楷體" w:eastAsia="標楷體" w:cs="標楷體"/>
+                <w:color w:val="808080"/>
+                <w:sz w:val="17"/>
+              </w:rPr>
+              <w:t>（第58課，課本標註）</w:t>
             </w:r>
           </w:p>
         </w:tc>
@@ -2451,7 +2538,7 @@
                 <w:b/>
                 <w:sz w:val="20"/>
               </w:rPr>
-              <w:t>遂：副詞，於是、就</w:t>
+              <w:t>乃：副詞，於是、就</w:t>
             </w:r>
           </w:p>
         </w:tc>
@@ -2463,6 +2550,13 @@
             <w:pPr>
               <w:spacing w:after="20"/>
             </w:pPr>
+            <w:r>
+              <w:rPr>
+                <w:rFonts w:ascii="標楷體" w:hAnsi="標楷體" w:eastAsia="標楷體" w:cs="標楷體"/>
+                <w:sz w:val="20"/>
+              </w:rPr>
+              <w:t>衡</w:t>
+            </w:r>
             <w:r>
               <w:rPr>
                 <w:rFonts w:ascii="標楷體" w:hAnsi="標楷體" w:eastAsia="標楷體" w:cs="標楷體"/>
@@ -2470,14 +2564,14 @@
                 <w:color w:val="C00000"/>
                 <w:sz w:val="20"/>
               </w:rPr>
-              <w:t>「遂」</w:t>
-            </w:r>
-            <w:r>
-              <w:rPr>
-                <w:rFonts w:ascii="標楷體" w:hAnsi="標楷體" w:eastAsia="標楷體" w:cs="標楷體"/>
-                <w:sz w:val="20"/>
-              </w:rPr>
-              <w:t>依而截之</w:t>
+              <w:t>「乃」</w:t>
+            </w:r>
+            <w:r>
+              <w:rPr>
+                <w:rFonts w:ascii="標楷體" w:hAnsi="標楷體" w:eastAsia="標楷體" w:cs="標楷體"/>
+                <w:sz w:val="20"/>
+              </w:rPr>
+              <w:t>穿壁引其光</w:t>
             </w:r>
             <w:r>
               <w:rPr>
@@ -2485,19 +2579,19 @@
                 <w:color w:val="808080"/>
                 <w:sz w:val="17"/>
               </w:rPr>
-              <w:t>（第51課，課本標註）</w:t>
-            </w:r>
-          </w:p>
-          <w:p>
-            <w:pPr>
-              <w:spacing w:after="20"/>
-            </w:pPr>
-            <w:r>
-              <w:rPr>
-                <w:rFonts w:ascii="標楷體" w:hAnsi="標楷體" w:eastAsia="標楷體" w:cs="標楷體"/>
-                <w:sz w:val="20"/>
-              </w:rPr>
-              <w:t>今魏徵殂逝，</w:t>
+              <w:t>（第58課，課本標註）</w:t>
+            </w:r>
+          </w:p>
+          <w:p>
+            <w:pPr>
+              <w:spacing w:after="20"/>
+            </w:pPr>
+            <w:r>
+              <w:rPr>
+                <w:rFonts w:ascii="標楷體" w:hAnsi="標楷體" w:eastAsia="標楷體" w:cs="標楷體"/>
+                <w:sz w:val="20"/>
+              </w:rPr>
+              <w:t>廣</w:t>
             </w:r>
             <w:r>
               <w:rPr>
@@ -2506,14 +2600,14 @@
                 <w:color w:val="C00000"/>
                 <w:sz w:val="20"/>
               </w:rPr>
-              <w:t>「遂」</w:t>
-            </w:r>
-            <w:r>
-              <w:rPr>
-                <w:rFonts w:ascii="標楷體" w:hAnsi="標楷體" w:eastAsia="標楷體" w:cs="標楷體"/>
-                <w:sz w:val="20"/>
-              </w:rPr>
-              <w:t>亡一鏡矣</w:t>
+              <w:t>「乃」</w:t>
+            </w:r>
+            <w:r>
+              <w:rPr>
+                <w:rFonts w:ascii="標楷體" w:hAnsi="標楷體" w:eastAsia="標楷體" w:cs="標楷體"/>
+                <w:sz w:val="20"/>
+              </w:rPr>
+              <w:t>告其所以</w:t>
             </w:r>
             <w:r>
               <w:rPr>
@@ -2521,65 +2615,7 @@
                 <w:color w:val="808080"/>
                 <w:sz w:val="17"/>
               </w:rPr>
-              <w:t>（第55課，課本標註）</w:t>
-            </w:r>
-          </w:p>
-          <w:p>
-            <w:pPr>
-              <w:spacing w:after="20"/>
-            </w:pPr>
-            <w:r>
-              <w:rPr>
-                <w:rFonts w:ascii="標楷體" w:hAnsi="標楷體" w:eastAsia="標楷體" w:cs="標楷體"/>
-                <w:b/>
-                <w:color w:val="C00000"/>
-                <w:sz w:val="20"/>
-              </w:rPr>
-              <w:t>「遂」</w:t>
-            </w:r>
-            <w:r>
-              <w:rPr>
-                <w:rFonts w:ascii="標楷體" w:hAnsi="標楷體" w:eastAsia="標楷體" w:cs="標楷體"/>
-                <w:sz w:val="20"/>
-              </w:rPr>
-              <w:t>還讀卒業</w:t>
-            </w:r>
-            <w:r>
-              <w:rPr>
-                <w:rFonts w:ascii="標楷體" w:hAnsi="標楷體" w:eastAsia="標楷體" w:cs="標楷體"/>
-                <w:color w:val="808080"/>
-                <w:sz w:val="17"/>
-              </w:rPr>
-              <w:t>（第57課，課本標註）</w:t>
-            </w:r>
-          </w:p>
-          <w:p>
-            <w:pPr>
-              <w:spacing w:after="20"/>
-            </w:pPr>
-            <w:r>
-              <w:rPr>
-                <w:rFonts w:ascii="標楷體" w:hAnsi="標楷體" w:eastAsia="標楷體" w:cs="標楷體"/>
-                <w:b/>
-                <w:color w:val="C00000"/>
-                <w:sz w:val="20"/>
-              </w:rPr>
-              <w:t>「遂」</w:t>
-            </w:r>
-            <w:r>
-              <w:rPr>
-                <w:rFonts w:ascii="標楷體" w:hAnsi="標楷體" w:eastAsia="標楷體" w:cs="標楷體"/>
-                <w:sz w:val="20"/>
-              </w:rPr>
-              <w:t>成大學</w:t>
-            </w:r>
-            <w:r>
-              <w:rPr>
-                <w:rFonts w:ascii="標楷體" w:hAnsi="標楷體" w:eastAsia="標楷體" w:cs="標楷體"/>
-                <w:color w:val="808080"/>
-                <w:sz w:val="17"/>
-              </w:rPr>
-              <w:t>（第58課，課本標註）</w:t>
+              <w:t>（第56課，原文）</w:t>
             </w:r>
           </w:p>
         </w:tc>
@@ -2602,7 +2638,7 @@
                 <w:b/>
                 <w:sz w:val="20"/>
               </w:rPr>
-              <w:t>乃：副詞，於是、就</w:t>
+              <w:t>因：副詞，於是、就</w:t>
             </w:r>
           </w:p>
         </w:tc>
@@ -2614,13 +2650,6 @@
             <w:pPr>
               <w:spacing w:after="20"/>
             </w:pPr>
-            <w:r>
-              <w:rPr>
-                <w:rFonts w:ascii="標楷體" w:hAnsi="標楷體" w:eastAsia="標楷體" w:cs="標楷體"/>
-                <w:sz w:val="20"/>
-              </w:rPr>
-              <w:t>衡</w:t>
-            </w:r>
             <w:r>
               <w:rPr>
                 <w:rFonts w:ascii="標楷體" w:hAnsi="標楷體" w:eastAsia="標楷體" w:cs="標楷體"/>
@@ -2628,15 +2657,28 @@
                 <w:color w:val="C00000"/>
                 <w:sz w:val="20"/>
               </w:rPr>
-              <w:t>「乃」</w:t>
-            </w:r>
-            <w:r>
-              <w:rPr>
-                <w:rFonts w:ascii="標楷體" w:hAnsi="標楷體" w:eastAsia="標楷體" w:cs="標楷體"/>
-                <w:sz w:val="20"/>
-              </w:rPr>
-              <w:t>穿壁引其光、衡</w:t>
-            </w:r>
+              <w:t>「因」</w:t>
+            </w:r>
+            <w:r>
+              <w:rPr>
+                <w:rFonts w:ascii="標楷體" w:hAnsi="標楷體" w:eastAsia="標楷體" w:cs="標楷體"/>
+                <w:sz w:val="20"/>
+              </w:rPr>
+              <w:t>泣下久之</w:t>
+            </w:r>
+            <w:r>
+              <w:rPr>
+                <w:rFonts w:ascii="標楷體" w:hAnsi="標楷體" w:eastAsia="標楷體" w:cs="標楷體"/>
+                <w:color w:val="808080"/>
+                <w:sz w:val="17"/>
+              </w:rPr>
+              <w:t>（第55課，原文）</w:t>
+            </w:r>
+          </w:p>
+          <w:p>
+            <w:pPr>
+              <w:spacing w:after="20"/>
+            </w:pPr>
             <w:r>
               <w:rPr>
                 <w:rFonts w:ascii="標楷體" w:hAnsi="標楷體" w:eastAsia="標楷體" w:cs="標楷體"/>
@@ -2644,14 +2686,14 @@
                 <w:color w:val="C00000"/>
                 <w:sz w:val="20"/>
               </w:rPr>
-              <w:t>「乃」</w:t>
-            </w:r>
-            <w:r>
-              <w:rPr>
-                <w:rFonts w:ascii="標楷體" w:hAnsi="標楷體" w:eastAsia="標楷體" w:cs="標楷體"/>
-                <w:sz w:val="20"/>
-              </w:rPr>
-              <w:t>與其傭作</w:t>
+              <w:t>「因」</w:t>
+            </w:r>
+            <w:r>
+              <w:rPr>
+                <w:rFonts w:ascii="標楷體" w:hAnsi="標楷體" w:eastAsia="標楷體" w:cs="標楷體"/>
+                <w:sz w:val="20"/>
+              </w:rPr>
+              <w:t>嫁女與焉</w:t>
             </w:r>
             <w:r>
               <w:rPr>
@@ -2659,43 +2701,7 @@
                 <w:color w:val="808080"/>
                 <w:sz w:val="17"/>
               </w:rPr>
-              <w:t>（第58課，課本標註）</w:t>
-            </w:r>
-          </w:p>
-          <w:p>
-            <w:pPr>
-              <w:spacing w:after="20"/>
-            </w:pPr>
-            <w:r>
-              <w:rPr>
-                <w:rFonts w:ascii="標楷體" w:hAnsi="標楷體" w:eastAsia="標楷體" w:cs="標楷體"/>
-                <w:sz w:val="20"/>
-              </w:rPr>
-              <w:t>廣</w:t>
-            </w:r>
-            <w:r>
-              <w:rPr>
-                <w:rFonts w:ascii="標楷體" w:hAnsi="標楷體" w:eastAsia="標楷體" w:cs="標楷體"/>
-                <w:b/>
-                <w:color w:val="C00000"/>
-                <w:sz w:val="20"/>
-              </w:rPr>
-              <w:t>「乃」</w:t>
-            </w:r>
-            <w:r>
-              <w:rPr>
-                <w:rFonts w:ascii="標楷體" w:hAnsi="標楷體" w:eastAsia="標楷體" w:cs="標楷體"/>
-                <w:sz w:val="20"/>
-              </w:rPr>
-              <w:t>告其所以</w:t>
-            </w:r>
-            <w:r>
-              <w:rPr>
-                <w:rFonts w:ascii="標楷體" w:hAnsi="標楷體" w:eastAsia="標楷體" w:cs="標楷體"/>
-                <w:color w:val="808080"/>
-                <w:sz w:val="17"/>
-              </w:rPr>
-              <w:t>（第56課，原文）</w:t>
+              <w:t>（第60課，原文）</w:t>
             </w:r>
           </w:p>
         </w:tc>
@@ -2718,7 +2724,7 @@
                 <w:b/>
                 <w:sz w:val="20"/>
               </w:rPr>
-              <w:t>因：副詞，於是、就</w:t>
+              <w:t>猶：副詞，還、尚且</w:t>
             </w:r>
           </w:p>
         </w:tc>
@@ -2737,14 +2743,14 @@
                 <w:color w:val="C00000"/>
                 <w:sz w:val="20"/>
               </w:rPr>
-              <w:t>「因」</w:t>
-            </w:r>
-            <w:r>
-              <w:rPr>
-                <w:rFonts w:ascii="標楷體" w:hAnsi="標楷體" w:eastAsia="標楷體" w:cs="標楷體"/>
-                <w:sz w:val="20"/>
-              </w:rPr>
-              <w:t>泣下久之</w:t>
+              <w:t>「猶」</w:t>
+            </w:r>
+            <w:r>
+              <w:rPr>
+                <w:rFonts w:ascii="標楷體" w:hAnsi="標楷體" w:eastAsia="標楷體" w:cs="標楷體"/>
+                <w:sz w:val="20"/>
+              </w:rPr>
+              <w:t>未能也</w:t>
             </w:r>
             <w:r>
               <w:rPr>
@@ -2752,36 +2758,7 @@
                 <w:color w:val="808080"/>
                 <w:sz w:val="17"/>
               </w:rPr>
-              <w:t>（第55課，原文）</w:t>
-            </w:r>
-          </w:p>
-          <w:p>
-            <w:pPr>
-              <w:spacing w:after="20"/>
-            </w:pPr>
-            <w:r>
-              <w:rPr>
-                <w:rFonts w:ascii="標楷體" w:hAnsi="標楷體" w:eastAsia="標楷體" w:cs="標楷體"/>
-                <w:b/>
-                <w:color w:val="C00000"/>
-                <w:sz w:val="20"/>
-              </w:rPr>
-              <w:t>「因」</w:t>
-            </w:r>
-            <w:r>
-              <w:rPr>
-                <w:rFonts w:ascii="標楷體" w:hAnsi="標楷體" w:eastAsia="標楷體" w:cs="標楷體"/>
-                <w:sz w:val="20"/>
-              </w:rPr>
-              <w:t>嫁女與焉</w:t>
-            </w:r>
-            <w:r>
-              <w:rPr>
-                <w:rFonts w:ascii="標楷體" w:hAnsi="標楷體" w:eastAsia="標楷體" w:cs="標楷體"/>
-                <w:color w:val="808080"/>
-                <w:sz w:val="17"/>
-              </w:rPr>
-              <w:t>（第60課，原文）</w:t>
+              <w:t>（第52課，課本標註）</w:t>
             </w:r>
           </w:p>
         </w:tc>
@@ -2804,7 +2781,7 @@
                 <w:b/>
                 <w:sz w:val="20"/>
               </w:rPr>
-              <w:t>猶：副詞，還、尚且</w:t>
+              <w:t>下：動詞，順流而下</w:t>
             </w:r>
           </w:p>
         </w:tc>
@@ -2816,6 +2793,13 @@
             <w:pPr>
               <w:spacing w:after="20"/>
             </w:pPr>
+            <w:r>
+              <w:rPr>
+                <w:rFonts w:ascii="標楷體" w:hAnsi="標楷體" w:eastAsia="標楷體" w:cs="標楷體"/>
+                <w:sz w:val="20"/>
+              </w:rPr>
+              <w:t>欲買舟而</w:t>
+            </w:r>
             <w:r>
               <w:rPr>
                 <w:rFonts w:ascii="標楷體" w:hAnsi="標楷體" w:eastAsia="標楷體" w:cs="標楷體"/>
@@ -2823,14 +2807,7 @@
                 <w:color w:val="C00000"/>
                 <w:sz w:val="20"/>
               </w:rPr>
-              <w:t>「猶」</w:t>
-            </w:r>
-            <w:r>
-              <w:rPr>
-                <w:rFonts w:ascii="標楷體" w:hAnsi="標楷體" w:eastAsia="標楷體" w:cs="標楷體"/>
-                <w:sz w:val="20"/>
-              </w:rPr>
-              <w:t>未能也</w:t>
+              <w:t>「下」</w:t>
             </w:r>
             <w:r>
               <w:rPr>
@@ -2839,6 +2816,58 @@
                 <w:sz w:val="17"/>
               </w:rPr>
               <w:t>（第52課，課本標註）</w:t>
+            </w:r>
+          </w:p>
+          <w:p>
+            <w:pPr>
+              <w:spacing w:after="20"/>
+            </w:pPr>
+            <w:r>
+              <w:rPr>
+                <w:rFonts w:ascii="標楷體" w:hAnsi="標楷體" w:eastAsia="標楷體" w:cs="標楷體"/>
+                <w:sz w:val="20"/>
+              </w:rPr>
+              <w:t>煙花三月</w:t>
+            </w:r>
+            <w:r>
+              <w:rPr>
+                <w:rFonts w:ascii="標楷體" w:hAnsi="標楷體" w:eastAsia="標楷體" w:cs="標楷體"/>
+                <w:b/>
+                <w:color w:val="C00000"/>
+                <w:sz w:val="20"/>
+              </w:rPr>
+              <w:t>「下」</w:t>
+            </w:r>
+            <w:r>
+              <w:rPr>
+                <w:rFonts w:ascii="標楷體" w:hAnsi="標楷體" w:eastAsia="標楷體" w:cs="標楷體"/>
+                <w:sz w:val="20"/>
+              </w:rPr>
+              <w:t>揚州、便</w:t>
+            </w:r>
+            <w:r>
+              <w:rPr>
+                <w:rFonts w:ascii="標楷體" w:hAnsi="標楷體" w:eastAsia="標楷體" w:cs="標楷體"/>
+                <w:b/>
+                <w:color w:val="C00000"/>
+                <w:sz w:val="20"/>
+              </w:rPr>
+              <w:t>「下」</w:t>
+            </w:r>
+            <w:r>
+              <w:rPr>
+                <w:rFonts w:ascii="標楷體" w:hAnsi="標楷體" w:eastAsia="標楷體" w:cs="標楷體"/>
+                <w:sz w:val="20"/>
+              </w:rPr>
+              <w:t>襄陽向洛陽</w:t>
+            </w:r>
+            <w:r>
+              <w:rPr>
+                <w:rFonts w:ascii="標楷體" w:hAnsi="標楷體" w:eastAsia="標楷體" w:cs="標楷體"/>
+                <w:color w:val="808080"/>
+                <w:sz w:val="17"/>
+              </w:rPr>
+              <w:t>（第52課，補充標註）</w:t>
             </w:r>
           </w:p>
         </w:tc>
@@ -2861,7 +2890,7 @@
                 <w:b/>
                 <w:sz w:val="20"/>
               </w:rPr>
-              <w:t>下：動詞，順流而下</w:t>
+              <w:t>恃：動詞，憑藉、依靠（何恃＝恃何，倒裝）</w:t>
             </w:r>
           </w:p>
         </w:tc>
@@ -2878,7 +2907,7 @@
                 <w:rFonts w:ascii="標楷體" w:hAnsi="標楷體" w:eastAsia="標楷體" w:cs="標楷體"/>
                 <w:sz w:val="20"/>
               </w:rPr>
-              <w:t>欲買舟而</w:t>
+              <w:t>子何</w:t>
             </w:r>
             <w:r>
               <w:rPr>
@@ -2887,7 +2916,14 @@
                 <w:color w:val="C00000"/>
                 <w:sz w:val="20"/>
               </w:rPr>
-              <w:t>「下」</w:t>
+              <w:t>「恃」</w:t>
+            </w:r>
+            <w:r>
+              <w:rPr>
+                <w:rFonts w:ascii="標楷體" w:hAnsi="標楷體" w:eastAsia="標楷體" w:cs="標楷體"/>
+                <w:sz w:val="20"/>
+              </w:rPr>
+              <w:t>而往</w:t>
             </w:r>
             <w:r>
               <w:rPr>
@@ -2896,58 +2932,6 @@
                 <w:sz w:val="17"/>
               </w:rPr>
               <w:t>（第52課，課本標註）</w:t>
-            </w:r>
-          </w:p>
-          <w:p>
-            <w:pPr>
-              <w:spacing w:after="20"/>
-            </w:pPr>
-            <w:r>
-              <w:rPr>
-                <w:rFonts w:ascii="標楷體" w:hAnsi="標楷體" w:eastAsia="標楷體" w:cs="標楷體"/>
-                <w:sz w:val="20"/>
-              </w:rPr>
-              <w:t>煙花三月</w:t>
-            </w:r>
-            <w:r>
-              <w:rPr>
-                <w:rFonts w:ascii="標楷體" w:hAnsi="標楷體" w:eastAsia="標楷體" w:cs="標楷體"/>
-                <w:b/>
-                <w:color w:val="C00000"/>
-                <w:sz w:val="20"/>
-              </w:rPr>
-              <w:t>「下」</w:t>
-            </w:r>
-            <w:r>
-              <w:rPr>
-                <w:rFonts w:ascii="標楷體" w:hAnsi="標楷體" w:eastAsia="標楷體" w:cs="標楷體"/>
-                <w:sz w:val="20"/>
-              </w:rPr>
-              <w:t>揚州、便</w:t>
-            </w:r>
-            <w:r>
-              <w:rPr>
-                <w:rFonts w:ascii="標楷體" w:hAnsi="標楷體" w:eastAsia="標楷體" w:cs="標楷體"/>
-                <w:b/>
-                <w:color w:val="C00000"/>
-                <w:sz w:val="20"/>
-              </w:rPr>
-              <w:t>「下」</w:t>
-            </w:r>
-            <w:r>
-              <w:rPr>
-                <w:rFonts w:ascii="標楷體" w:hAnsi="標楷體" w:eastAsia="標楷體" w:cs="標楷體"/>
-                <w:sz w:val="20"/>
-              </w:rPr>
-              <w:t>襄陽向洛陽</w:t>
-            </w:r>
-            <w:r>
-              <w:rPr>
-                <w:rFonts w:ascii="標楷體" w:hAnsi="標楷體" w:eastAsia="標楷體" w:cs="標楷體"/>
-                <w:color w:val="808080"/>
-                <w:sz w:val="17"/>
-              </w:rPr>
-              <w:t>（第52課，補充標註）</w:t>
             </w:r>
           </w:p>
         </w:tc>
@@ -2970,7 +2954,7 @@
                 <w:b/>
                 <w:sz w:val="20"/>
               </w:rPr>
-              <w:t>恃：動詞，憑藉、依靠（何恃＝恃何，倒裝）</w:t>
+              <w:t>越明年：過了第二年，也就是第三年</w:t>
             </w:r>
           </w:p>
         </w:tc>
@@ -2982,13 +2966,6 @@
             <w:pPr>
               <w:spacing w:after="20"/>
             </w:pPr>
-            <w:r>
-              <w:rPr>
-                <w:rFonts w:ascii="標楷體" w:hAnsi="標楷體" w:eastAsia="標楷體" w:cs="標楷體"/>
-                <w:sz w:val="20"/>
-              </w:rPr>
-              <w:t>子何</w:t>
-            </w:r>
             <w:r>
               <w:rPr>
                 <w:rFonts w:ascii="標楷體" w:hAnsi="標楷體" w:eastAsia="標楷體" w:cs="標楷體"/>
@@ -2996,14 +2973,14 @@
                 <w:color w:val="C00000"/>
                 <w:sz w:val="20"/>
               </w:rPr>
-              <w:t>「恃」</w:t>
-            </w:r>
-            <w:r>
-              <w:rPr>
-                <w:rFonts w:ascii="標楷體" w:hAnsi="標楷體" w:eastAsia="標楷體" w:cs="標楷體"/>
-                <w:sz w:val="20"/>
-              </w:rPr>
-              <w:t>而往</w:t>
+              <w:t>「越」</w:t>
+            </w:r>
+            <w:r>
+              <w:rPr>
+                <w:rFonts w:ascii="標楷體" w:hAnsi="標楷體" w:eastAsia="標楷體" w:cs="標楷體"/>
+                <w:sz w:val="20"/>
+              </w:rPr>
+              <w:t>明年，貧者自南海還</w:t>
             </w:r>
             <w:r>
               <w:rPr>
@@ -3034,64 +3011,7 @@
                 <w:b/>
                 <w:sz w:val="20"/>
               </w:rPr>
-              <w:t>越明年：過了第二年，也就是第三年</w:t>
-            </w:r>
-          </w:p>
-        </w:tc>
-        <w:tc>
-          <w:tcPr>
-            <w:tcW w:type="dxa" w:w="6800"/>
-          </w:tcPr>
-          <w:p>
-            <w:pPr>
-              <w:spacing w:after="20"/>
-            </w:pPr>
-            <w:r>
-              <w:rPr>
-                <w:rFonts w:ascii="標楷體" w:hAnsi="標楷體" w:eastAsia="標楷體" w:cs="標楷體"/>
-                <w:b/>
-                <w:color w:val="C00000"/>
-                <w:sz w:val="20"/>
-              </w:rPr>
-              <w:t>「越」</w:t>
-            </w:r>
-            <w:r>
-              <w:rPr>
-                <w:rFonts w:ascii="標楷體" w:hAnsi="標楷體" w:eastAsia="標楷體" w:cs="標楷體"/>
-                <w:sz w:val="20"/>
-              </w:rPr>
-              <w:t>明年，貧者自南海還</w:t>
-            </w:r>
-            <w:r>
-              <w:rPr>
-                <w:rFonts w:ascii="標楷體" w:hAnsi="標楷體" w:eastAsia="標楷體" w:cs="標楷體"/>
-                <w:color w:val="808080"/>
-                <w:sz w:val="17"/>
-              </w:rPr>
-              <w:t>（第52課，課本標註）</w:t>
-            </w:r>
-          </w:p>
-        </w:tc>
-      </w:tr>
-      <w:tr>
-        <w:trPr>
-          <w:cantSplit w:val="true"/>
-        </w:trPr>
-        <w:tc>
-          <w:tcPr>
-            <w:tcW w:type="dxa" w:w="2200"/>
-          </w:tcPr>
-          <w:p>
-            <w:pPr>
-              <w:spacing w:after="20"/>
-            </w:pPr>
-            <w:r>
-              <w:rPr>
-                <w:rFonts w:ascii="標楷體" w:hAnsi="標楷體" w:eastAsia="標楷體" w:cs="標楷體"/>
-                <w:b/>
-                <w:sz w:val="20"/>
-              </w:rPr>
-              <w:t>夫：指示詞，那個</w:t>
+              <w:t>夫：那個</w:t>
             </w:r>
           </w:p>
         </w:tc>

--- a/古文今讀51-60.docx
+++ b/古文今讀51-60.docx
@@ -3559,6 +3559,13 @@
             <w:r>
               <w:rPr>
                 <w:rFonts w:ascii="標楷體" w:hAnsi="標楷體" w:eastAsia="標楷體" w:cs="標楷體"/>
+                <w:sz w:val="20"/>
+              </w:rPr>
+              <w:t>（ㄍㄨㄢ）</w:t>
+            </w:r>
+            <w:r>
+              <w:rPr>
+                <w:rFonts w:ascii="標楷體" w:hAnsi="標楷體" w:eastAsia="標楷體" w:cs="標楷體"/>
                 <w:color w:val="808080"/>
                 <w:sz w:val="17"/>
               </w:rPr>
@@ -3618,7 +3625,7 @@
                 <w:rFonts w:ascii="標楷體" w:hAnsi="標楷體" w:eastAsia="標楷體" w:cs="標楷體"/>
                 <w:sz w:val="20"/>
               </w:rPr>
-              <w:t>逝</w:t>
+              <w:t>（ㄘㄨˊ）逝</w:t>
             </w:r>
             <w:r>
               <w:rPr>
@@ -4734,7 +4741,7 @@
                 <w:b/>
                 <w:sz w:val="20"/>
               </w:rPr>
-              <w:t>卒：副詞，終於；卒業：動詞，修畢、完成學業</w:t>
+              <w:t>卒：副詞，終於</w:t>
             </w:r>
           </w:p>
         </w:tc>
@@ -4771,6 +4778,34 @@
               <w:t>（第57課，課本標註）</w:t>
             </w:r>
           </w:p>
+        </w:tc>
+      </w:tr>
+      <w:tr>
+        <w:trPr>
+          <w:cantSplit w:val="true"/>
+        </w:trPr>
+        <w:tc>
+          <w:tcPr>
+            <w:tcW w:type="dxa" w:w="2200"/>
+          </w:tcPr>
+          <w:p>
+            <w:pPr>
+              <w:spacing w:after="20"/>
+            </w:pPr>
+            <w:r>
+              <w:rPr>
+                <w:rFonts w:ascii="標楷體" w:hAnsi="標楷體" w:eastAsia="標楷體" w:cs="標楷體"/>
+                <w:b/>
+                <w:sz w:val="20"/>
+              </w:rPr>
+              <w:t>卒業：動詞，修畢、完成學業</w:t>
+            </w:r>
+          </w:p>
+        </w:tc>
+        <w:tc>
+          <w:tcPr>
+            <w:tcW w:type="dxa" w:w="6800"/>
+          </w:tcPr>
           <w:p>
             <w:pPr>
               <w:spacing w:after="20"/>
@@ -4789,14 +4824,7 @@
                 <w:color w:val="C00000"/>
                 <w:sz w:val="20"/>
               </w:rPr>
-              <w:t>「卒」</w:t>
-            </w:r>
-            <w:r>
-              <w:rPr>
-                <w:rFonts w:ascii="標楷體" w:hAnsi="標楷體" w:eastAsia="標楷體" w:cs="標楷體"/>
-                <w:sz w:val="20"/>
-              </w:rPr>
-              <w:t>業</w:t>
+              <w:t>「卒業」</w:t>
             </w:r>
             <w:r>
               <w:rPr>

--- a/古文今讀51-60.docx
+++ b/古文今讀51-60.docx
@@ -5020,42 +5020,6 @@
               <w:t>（第60課，課本標註）</w:t>
             </w:r>
           </w:p>
-          <w:p>
-            <w:pPr>
-              <w:spacing w:after="20"/>
-            </w:pPr>
-            <w:r>
-              <w:rPr>
-                <w:rFonts w:ascii="標楷體" w:hAnsi="標楷體" w:eastAsia="標楷體" w:cs="標楷體"/>
-                <w:sz w:val="20"/>
-              </w:rPr>
-              <w:t>因嫁女</w:t>
-            </w:r>
-            <w:r>
-              <w:rPr>
-                <w:rFonts w:ascii="標楷體" w:hAnsi="標楷體" w:eastAsia="標楷體" w:cs="標楷體"/>
-                <w:b/>
-                <w:color w:val="C00000"/>
-                <w:sz w:val="20"/>
-              </w:rPr>
-              <w:t>「與」</w:t>
-            </w:r>
-            <w:r>
-              <w:rPr>
-                <w:rFonts w:ascii="標楷體" w:hAnsi="標楷體" w:eastAsia="標楷體" w:cs="標楷體"/>
-                <w:sz w:val="20"/>
-              </w:rPr>
-              <w:t>焉</w:t>
-            </w:r>
-            <w:r>
-              <w:rPr>
-                <w:rFonts w:ascii="標楷體" w:hAnsi="標楷體" w:eastAsia="標楷體" w:cs="標楷體"/>
-                <w:color w:val="808080"/>
-                <w:sz w:val="17"/>
-              </w:rPr>
-              <w:t>（第60課，課本標註）</w:t>
-            </w:r>
-          </w:p>
         </w:tc>
       </w:tr>
       <w:tr>
@@ -5395,63 +5359,6 @@
                 <w:sz w:val="20"/>
               </w:rPr>
               <w:t>不聞</w:t>
-            </w:r>
-            <w:r>
-              <w:rPr>
-                <w:rFonts w:ascii="標楷體" w:hAnsi="標楷體" w:eastAsia="標楷體" w:cs="標楷體"/>
-                <w:color w:val="808080"/>
-                <w:sz w:val="17"/>
-              </w:rPr>
-              <w:t>（第60課，課本標註）</w:t>
-            </w:r>
-          </w:p>
-        </w:tc>
-      </w:tr>
-      <w:tr>
-        <w:trPr>
-          <w:cantSplit w:val="true"/>
-        </w:trPr>
-        <w:tc>
-          <w:tcPr>
-            <w:tcW w:type="dxa" w:w="2200"/>
-          </w:tcPr>
-          <w:p>
-            <w:pPr>
-              <w:spacing w:after="20"/>
-            </w:pPr>
-            <w:r>
-              <w:rPr>
-                <w:rFonts w:ascii="標楷體" w:hAnsi="標楷體" w:eastAsia="標楷體" w:cs="標楷體"/>
-                <w:b/>
-                <w:sz w:val="20"/>
-              </w:rPr>
-              <w:t>焉：兼詞，於是（於他、給他）</w:t>
-            </w:r>
-          </w:p>
-        </w:tc>
-        <w:tc>
-          <w:tcPr>
-            <w:tcW w:type="dxa" w:w="6800"/>
-          </w:tcPr>
-          <w:p>
-            <w:pPr>
-              <w:spacing w:after="20"/>
-            </w:pPr>
-            <w:r>
-              <w:rPr>
-                <w:rFonts w:ascii="標楷體" w:hAnsi="標楷體" w:eastAsia="標楷體" w:cs="標楷體"/>
-                <w:sz w:val="20"/>
-              </w:rPr>
-              <w:t>因嫁女與</w:t>
-            </w:r>
-            <w:r>
-              <w:rPr>
-                <w:rFonts w:ascii="標楷體" w:hAnsi="標楷體" w:eastAsia="標楷體" w:cs="標楷體"/>
-                <w:b/>
-                <w:color w:val="C00000"/>
-                <w:sz w:val="20"/>
-              </w:rPr>
-              <w:t>「焉」</w:t>
             </w:r>
             <w:r>
               <w:rPr>

--- a/古文今讀51-60.docx
+++ b/古文今讀51-60.docx
@@ -6427,7 +6427,7 @@
                 <w:b/>
                 <w:sz w:val="20"/>
               </w:rPr>
-              <w:t>弄巧成拙：本想取巧，卻反而敗事</w:t>
+              <w:t>弄巧成拙</w:t>
             </w:r>
           </w:p>
         </w:tc>
@@ -6444,23 +6444,7 @@
                 <w:rFonts w:ascii="標楷體" w:hAnsi="標楷體" w:eastAsia="標楷體" w:cs="標楷體"/>
                 <w:sz w:val="20"/>
               </w:rPr>
-              <w:t>弄巧成</w:t>
-            </w:r>
-            <w:r>
-              <w:rPr>
-                <w:rFonts w:ascii="標楷體" w:hAnsi="標楷體" w:eastAsia="標楷體" w:cs="標楷體"/>
-                <w:b/>
-                <w:color w:val="C00000"/>
-                <w:sz w:val="20"/>
-              </w:rPr>
-              <w:t>「拙」</w:t>
-            </w:r>
-            <w:r>
-              <w:rPr>
-                <w:rFonts w:ascii="標楷體" w:hAnsi="標楷體" w:eastAsia="標楷體" w:cs="標楷體"/>
-                <w:sz w:val="20"/>
-              </w:rPr>
-              <w:t>（有枉費心機的意思）</w:t>
+              <w:t>本想取巧，卻反而敗事。有枉費心機的意思。</w:t>
             </w:r>
             <w:r>
               <w:rPr>
@@ -8784,7 +8768,7 @@
                 <w:rFonts w:ascii="標楷體" w:hAnsi="標楷體" w:eastAsia="標楷體" w:cs="標楷體"/>
                 <w:sz w:val="20"/>
               </w:rPr>
-              <w:t>本想取巧，卻反而敗事；有枉費心機的意思。</w:t>
+              <w:t>本想取巧，卻反而敗事。有枉費心機的意思。</w:t>
             </w:r>
           </w:p>
         </w:tc>

--- a/古文今讀51-60.docx
+++ b/古文今讀51-60.docx
@@ -21160,7 +21160,7 @@
           <w:rFonts w:ascii="標楷體" w:hAnsi="標楷體" w:eastAsia="標楷體" w:cs="標楷體"/>
           <w:sz w:val="22"/>
         </w:rPr>
-        <w:t>（　　）1. 他嘴上說自己最愛運動，卻從不出門，只愛買運動服擺著看，真是＿＿。</w:t>
+        <w:t>（　　）1. 小明的錢包不見了，就覺得身邊每個同學的神情、動作都很可疑，後來在書包夾層找到，才發現冤枉了別人，真是＿＿。</w:t>
       </w:r>
     </w:p>
     <w:p>
@@ -21178,7 +21178,7 @@
           <w:rFonts w:ascii="標楷體" w:hAnsi="標楷體" w:eastAsia="標楷體" w:cs="標楷體"/>
           <w:sz w:val="22"/>
         </w:rPr>
-        <w:t>(A) 鴻鵠之志</w:t>
+        <w:t>(A) 鑿壁借光</w:t>
         <w:tab/>
       </w:r>
       <w:r>
@@ -21186,7 +21186,7 @@
           <w:rFonts w:ascii="標楷體" w:hAnsi="標楷體" w:eastAsia="標楷體" w:cs="標楷體"/>
           <w:sz w:val="22"/>
         </w:rPr>
-        <w:t>(B) 葉公好龍</w:t>
+        <w:t>(B) 亡鈇意鄰</w:t>
         <w:tab/>
       </w:r>
       <w:r>
@@ -21194,7 +21194,7 @@
           <w:rFonts w:ascii="標楷體" w:hAnsi="標楷體" w:eastAsia="標楷體" w:cs="標楷體"/>
           <w:sz w:val="22"/>
         </w:rPr>
-        <w:t>(C) 杯弓蛇影</w:t>
+        <w:t>(C) 鴻鵠之志</w:t>
         <w:tab/>
       </w:r>
       <w:r>
@@ -21202,7 +21202,7 @@
           <w:rFonts w:ascii="標楷體" w:hAnsi="標楷體" w:eastAsia="標楷體" w:cs="標楷體"/>
           <w:sz w:val="22"/>
         </w:rPr>
-        <w:t>(D) 鐵杵磨針</w:t>
+        <w:t>(D) 坦腹東床</w:t>
       </w:r>
     </w:p>
     <w:p>
@@ -25064,7 +25064,7 @@
                 <w:rFonts w:ascii="標楷體" w:hAnsi="標楷體" w:eastAsia="標楷體" w:cs="標楷體"/>
                 <w:sz w:val="20"/>
               </w:rPr>
-              <w:t>葉公好龍：比喻口頭或表面上愛好某個事物，其實表裡不一。</w:t>
+              <w:t>亡鈇意鄰：丟了斧頭，就懷疑是鄰居的兒子偷的；比喻心存成見，看什麼都覺得可疑。</w:t>
             </w:r>
           </w:p>
         </w:tc>

--- a/古文今讀51-60.docx
+++ b/古文今讀51-60.docx
@@ -21160,7 +21160,7 @@
           <w:rFonts w:ascii="標楷體" w:hAnsi="標楷體" w:eastAsia="標楷體" w:cs="標楷體"/>
           <w:sz w:val="22"/>
         </w:rPr>
-        <w:t>（　　）1. 小明的錢包不見了，就覺得身邊每個同學的神情、動作都很可疑，後來在書包夾層找到，才發現冤枉了別人，真是＿＿。</w:t>
+        <w:t>（　　）1. 下列哪一個成語，和「豁然開朗」意思最接近？</w:t>
       </w:r>
     </w:p>
     <w:p>
@@ -21178,7 +21178,7 @@
           <w:rFonts w:ascii="標楷體" w:hAnsi="標楷體" w:eastAsia="標楷體" w:cs="標楷體"/>
           <w:sz w:val="22"/>
         </w:rPr>
-        <w:t>(A) 鑿壁借光</w:t>
+        <w:t>(A) 弄巧成拙</w:t>
         <w:tab/>
       </w:r>
       <w:r>
@@ -21186,7 +21186,7 @@
           <w:rFonts w:ascii="標楷體" w:hAnsi="標楷體" w:eastAsia="標楷體" w:cs="標楷體"/>
           <w:sz w:val="22"/>
         </w:rPr>
-        <w:t>(B) 亡鈇意鄰</w:t>
+        <w:t>(B) 恍然大悟</w:t>
         <w:tab/>
       </w:r>
       <w:r>
@@ -21194,7 +21194,7 @@
           <w:rFonts w:ascii="標楷體" w:hAnsi="標楷體" w:eastAsia="標楷體" w:cs="標楷體"/>
           <w:sz w:val="22"/>
         </w:rPr>
-        <w:t>(C) 鴻鵠之志</w:t>
+        <w:t>(C) 葉公好龍</w:t>
         <w:tab/>
       </w:r>
       <w:r>
@@ -21202,7 +21202,7 @@
           <w:rFonts w:ascii="標楷體" w:hAnsi="標楷體" w:eastAsia="標楷體" w:cs="標楷體"/>
           <w:sz w:val="22"/>
         </w:rPr>
-        <w:t>(D) 坦腹東床</w:t>
+        <w:t>(D) 杯弓蛇影</w:t>
       </w:r>
     </w:p>
     <w:p>
@@ -25064,7 +25064,7 @@
                 <w:rFonts w:ascii="標楷體" w:hAnsi="標楷體" w:eastAsia="標楷體" w:cs="標楷體"/>
                 <w:sz w:val="20"/>
               </w:rPr>
-              <w:t>亡鈇意鄰：丟了斧頭，就懷疑是鄰居的兒子偷的；比喻心存成見，看什麼都覺得可疑。</w:t>
+              <w:t>恍然大悟＝豁然開朗：突然明白領悟（第56課補充投影片）。</w:t>
             </w:r>
           </w:p>
         </w:tc>
